--- a/Damian_Calderon_CV.docx
+++ b/Damian_Calderon_CV.docx
@@ -29,7 +29,7 @@
           <w:sz w:val="17"/>
           <w:szCs w:val="17"/>
         </w:rPr>
-        <w:t xml:space="preserve">QA Engineer | Manual Testing · API Testing · Automatización con Python | Postman · Pytest · SQL · Jira · GitHub | Selenium · Cypress · Playwright</w:t>
+        <w:t xml:space="preserve">QA Engineer | Manual Testing · API Testing · Automatización con Python y Selenium | Postman · Pytest · SQL · Jira · GitHub | Page Object Model · Cypress · Playwright</w:t>
       </w:r>
     </w:p>
     <w:p>
@@ -104,7 +104,7 @@
           <w:sz w:val="20"/>
           <w:szCs w:val="20"/>
         </w:rPr>
-        <w:t xml:space="preserve">QA Engineer con más de 3 años de experiencia en aseguramiento de calidad de software, especializado en pruebas funcionales, API testing y reporte estructurado de defectos. Complemento las pruebas de interfaz con validación de datos en la fuente mediante consultas SQL y con automatización de pruebas de API en Python y Pytest. Ejecuto ciclos completos de pruebas manuales, diseño de casos de prueba y validación de APIs REST, colaborando con equipos ágiles bajo Scrum. Disponible para modalidad presencial, híbrida y remota.</w:t>
+        <w:t xml:space="preserve">QA Engineer con más de 3 años de experiencia en aseguramiento de calidad de software, especializado en pruebas funcionales, API testing y reporte estructurado de defectos. Complemento las pruebas de interfaz con validación de datos en la fuente mediante consultas SQL y con automatización en Python: pruebas de API con Pytest y pruebas end-to-end de navegador con Selenium aplicando el patrón Page Object Model. Ejecuto ciclos completos de pruebas manuales, diseño de casos de prueba y validación de APIs REST, colaborando con equipos ágiles bajo Scrum. Disponible para modalidad presencial, híbrida y remota.</w:t>
       </w:r>
     </w:p>
     <w:p>
@@ -447,6 +447,113 @@
     </w:p>
     <w:p>
       <w:pPr>
+        <w:spacing w:before="120" w:after="20"/>
+        <w:rPr/>
+      </w:pPr>
+      <w:r>
+        <w:rPr>
+          <w:rFonts w:ascii="Calibri" w:hAnsi="Calibri"/>
+          <w:b w:val="1"/>
+          <w:sz w:val="20"/>
+          <w:szCs w:val="20"/>
+          <w:rtl w:val="0"/>
+        </w:rPr>
+        <w:t xml:space="preserve">Urban Routes — Automatización end-to-end con Selenium</w:t>
+      </w:r>
+      <w:r>
+        <w:rPr>
+          <w:rFonts w:ascii="Calibri" w:hAnsi="Calibri"/>
+          <w:sz w:val="20"/>
+          <w:szCs w:val="20"/>
+          <w:rtl w:val="0"/>
+        </w:rPr>
+        <w:t xml:space="preserve"> | Proyecto de formación</w:t>
+      </w:r>
+    </w:p>
+    <w:p>
+      <w:pPr>
+        <w:numPr>
+          <w:ilvl w:val="0"/>
+          <w:numId w:val="2"/>
+        </w:numPr>
+        <w:spacing w:after="20"/>
+        <w:rPr/>
+      </w:pPr>
+      <w:r>
+        <w:rPr>
+          <w:rFonts w:ascii="Calibri" w:hAnsi="Calibri"/>
+          <w:sz w:val="20"/>
+          <w:szCs w:val="20"/>
+          <w:rtl w:val="0"/>
+        </w:rPr>
+        <w:t xml:space="preserve">Automaticé en 9 pruebas end-to-end el flujo completo de solicitud de un taxi: ruta, tarifa, confirmación de teléfono por SMS, registro de tarjeta, mensaje al conductor, requisitos del pedido y asignación del vehículo.</w:t>
+      </w:r>
+    </w:p>
+    <w:p>
+      <w:pPr>
+        <w:numPr>
+          <w:ilvl w:val="0"/>
+          <w:numId w:val="2"/>
+        </w:numPr>
+        <w:spacing w:after="20"/>
+        <w:rPr/>
+      </w:pPr>
+      <w:r>
+        <w:rPr>
+          <w:rFonts w:ascii="Calibri" w:hAnsi="Calibri"/>
+          <w:sz w:val="20"/>
+          <w:szCs w:val="20"/>
+          <w:rtl w:val="0"/>
+        </w:rPr>
+        <w:t xml:space="preserve">Estructuré el proyecto con el patrón Page Object Model en tres módulos y apliqué esperas explícitas con WebDriverWait; cada prueba abre su propio navegador y prepara su estado inicial, de modo que se ejecuta de forma aislada.</w:t>
+      </w:r>
+    </w:p>
+    <w:p>
+      <w:pPr>
+        <w:numPr>
+          <w:ilvl w:val="0"/>
+          <w:numId w:val="2"/>
+        </w:numPr>
+        <w:spacing w:after="20"/>
+        <w:rPr/>
+      </w:pPr>
+      <w:r>
+        <w:rPr>
+          <w:rFonts w:ascii="Calibri" w:hAnsi="Calibri"/>
+          <w:sz w:val="20"/>
+          <w:szCs w:val="20"/>
+          <w:rtl w:val="0"/>
+        </w:rPr>
+        <w:t xml:space="preserve">Detecté 3 defectos de la aplicación: dos campos distintos comparten el mismo identificador HTML, el campo de teléfono rechaza espacios sin informarlo y el mensaje al conductor tiene un límite de 24 caracteres no documentado.</w:t>
+      </w:r>
+    </w:p>
+    <w:p>
+      <w:pPr>
+        <w:spacing w:after="30"/>
+        <w:rPr/>
+      </w:pPr>
+      <w:r>
+        <w:rPr>
+          <w:rFonts w:ascii="Calibri" w:hAnsi="Calibri"/>
+          <w:b w:val="1"/>
+          <w:sz w:val="20"/>
+          <w:szCs w:val="20"/>
+          <w:rtl w:val="0"/>
+        </w:rPr>
+        <w:t xml:space="preserve">Herramientas: </w:t>
+      </w:r>
+      <w:r>
+        <w:rPr>
+          <w:rFonts w:ascii="Calibri" w:hAnsi="Calibri"/>
+          <w:sz w:val="20"/>
+          <w:szCs w:val="20"/>
+          <w:rtl w:val="0"/>
+        </w:rPr>
+        <w:t xml:space="preserve">Selenium WebDriver, Python, Pytest, Page Object Model, Git, GitHub.</w:t>
+      </w:r>
+    </w:p>
+    <w:p>
+      <w:pPr>
         <w:spacing w:after="20" w:before="120"/>
       </w:pPr>
       <w:r>
@@ -1014,7 +1121,7 @@
           <w:sz w:val="20"/>
           <w:szCs w:val="20"/>
         </w:rPr>
-        <w:t xml:space="preserve">Formación especializada en pruebas manuales, pruebas de API, bases de datos SQL, línea de comandos y automatización con Python.</w:t>
+        <w:t xml:space="preserve">Formación especializada en pruebas manuales, pruebas de API, bases de datos SQL, línea de comandos y automatización con Python y Selenium.</w:t>
       </w:r>
     </w:p>
     <w:p>
